--- a/doc/redme_eng.docx
+++ b/doc/redme_eng.docx
@@ -1,6 +1,6 @@
 
 <file path=word/document.xml><?xml version="1.0" encoding="utf-8"?>
-<w:document xmlns:wpc="http://schemas.microsoft.com/office/word/2010/wordprocessingCanvas" xmlns:cx="http://schemas.microsoft.com/office/drawing/2014/chartex" xmlns:cx1="http://schemas.microsoft.com/office/drawing/2015/9/8/chartex" xmlns:cx2="http://schemas.microsoft.com/office/drawing/2015/10/21/chartex" xmlns:cx3="http://schemas.microsoft.com/office/drawing/2016/5/9/chartex" xmlns:cx4="http://schemas.microsoft.com/office/drawing/2016/5/10/chartex" xmlns:cx5="http://schemas.microsoft.com/office/drawing/2016/5/11/chartex" xmlns:cx6="http://schemas.microsoft.com/office/drawing/2016/5/12/chartex" xmlns:cx7="http://schemas.microsoft.com/office/drawing/2016/5/13/chartex" xmlns:cx8="http://schemas.microsoft.com/office/drawing/2016/5/14/chartex" xmlns:mc="http://schemas.openxmlformats.org/markup-compatibility/2006" xmlns:aink="http://schemas.microsoft.com/office/drawing/2016/ink" xmlns:am3d="http://schemas.microsoft.com/office/drawing/2017/model3d" xmlns:o="urn:schemas-microsoft-com:office:office" xmlns:oel="http://schemas.microsoft.com/office/2019/extlst" xmlns:r="http://schemas.openxmlformats.org/officeDocument/2006/relationships" xmlns:m="http://schemas.openxmlformats.org/officeDocument/2006/math" xmlns:v="urn:schemas-microsoft-com:vml" xmlns:wp14="http://schemas.microsoft.com/office/word/2010/wordprocessingDrawing" xmlns:wp="http://schemas.openxmlformats.org/drawingml/2006/wordprocessingDrawing" xmlns:w10="urn:schemas-microsoft-com:office:word" xmlns:w="http://schemas.openxmlformats.org/wordprocessingml/2006/main" xmlns:w14="http://schemas.microsoft.com/office/word/2010/wordml" xmlns:w15="http://schemas.microsoft.com/office/word/2012/wordml" xmlns:w16cex="http://schemas.microsoft.com/office/word/2018/wordml/cex" xmlns:w16cid="http://schemas.microsoft.com/office/word/2016/wordml/cid" xmlns:w16="http://schemas.microsoft.com/office/word/2018/wordml" xmlns:w16sdtdh="http://schemas.microsoft.com/office/word/2020/wordml/sdtdatahash" xmlns:w16se="http://schemas.microsoft.com/office/word/2015/wordml/symex" xmlns:wpg="http://schemas.microsoft.com/office/word/2010/wordprocessingGroup" xmlns:wpi="http://schemas.microsoft.com/office/word/2010/wordprocessingInk" xmlns:wne="http://schemas.microsoft.com/office/word/2006/wordml" xmlns:wps="http://schemas.microsoft.com/office/word/2010/wordprocessingShape" mc:Ignorable="w14 w15 w16se w16cid w16 w16cex w16sdtdh wp14">
+<w:document xmlns:wpc="http://schemas.microsoft.com/office/word/2010/wordprocessingCanvas" xmlns:cx="http://schemas.microsoft.com/office/drawing/2014/chartex" xmlns:cx1="http://schemas.microsoft.com/office/drawing/2015/9/8/chartex" xmlns:cx2="http://schemas.microsoft.com/office/drawing/2015/10/21/chartex" xmlns:cx3="http://schemas.microsoft.com/office/drawing/2016/5/9/chartex" xmlns:cx4="http://schemas.microsoft.com/office/drawing/2016/5/10/chartex" xmlns:cx5="http://schemas.microsoft.com/office/drawing/2016/5/11/chartex" xmlns:cx6="http://schemas.microsoft.com/office/drawing/2016/5/12/chartex" xmlns:cx7="http://schemas.microsoft.com/office/drawing/2016/5/13/chartex" xmlns:cx8="http://schemas.microsoft.com/office/drawing/2016/5/14/chartex" xmlns:mc="http://schemas.openxmlformats.org/markup-compatibility/2006" xmlns:aink="http://schemas.microsoft.com/office/drawing/2016/ink" xmlns:am3d="http://schemas.microsoft.com/office/drawing/2017/model3d" xmlns:o="urn:schemas-microsoft-com:office:office" xmlns:oel="http://schemas.microsoft.com/office/2019/extlst" xmlns:r="http://schemas.openxmlformats.org/officeDocument/2006/relationships" xmlns:m="http://schemas.openxmlformats.org/officeDocument/2006/math" xmlns:v="urn:schemas-microsoft-com:vml" xmlns:wp14="http://schemas.microsoft.com/office/word/2010/wordprocessingDrawing" xmlns:wp="http://schemas.openxmlformats.org/drawingml/2006/wordprocessingDrawing" xmlns:w10="urn:schemas-microsoft-com:office:word" xmlns:w="http://schemas.openxmlformats.org/wordprocessingml/2006/main" xmlns:w14="http://schemas.microsoft.com/office/word/2010/wordml" xmlns:w15="http://schemas.microsoft.com/office/word/2012/wordml" xmlns:w16cex="http://schemas.microsoft.com/office/word/2018/wordml/cex" xmlns:w16cid="http://schemas.microsoft.com/office/word/2016/wordml/cid" xmlns:w16="http://schemas.microsoft.com/office/word/2018/wordml" xmlns:w16du="http://schemas.microsoft.com/office/word/2023/wordml/word16du" xmlns:w16sdtdh="http://schemas.microsoft.com/office/word/2020/wordml/sdtdatahash" xmlns:w16sdtfl="http://schemas.microsoft.com/office/word/2024/wordml/sdtformatlock" xmlns:w16se="http://schemas.microsoft.com/office/word/2015/wordml/symex" xmlns:wpg="http://schemas.microsoft.com/office/word/2010/wordprocessingGroup" xmlns:wpi="http://schemas.microsoft.com/office/word/2010/wordprocessingInk" xmlns:wne="http://schemas.microsoft.com/office/word/2006/wordml" xmlns:wps="http://schemas.microsoft.com/office/word/2010/wordprocessingShape" mc:Ignorable="w14 w15 w16se w16cid w16 w16cex w16sdtdh w16sdtfl w16du wp14">
   <w:body>
     <w:p>
       <w:pPr>
@@ -91,19 +91,7 @@
         <w:rPr>
           <w:rFonts w:eastAsiaTheme="minorHAnsi"/>
         </w:rPr>
-        <w:t xml:space="preserve">Download the </w:t>
-      </w:r>
-      <w:r>
-        <w:rPr>
-          <w:rFonts w:eastAsiaTheme="minorHAnsi"/>
-        </w:rPr>
-        <w:t>ExPRES</w:t>
-      </w:r>
-      <w:r>
-        <w:rPr>
-          <w:rFonts w:eastAsiaTheme="minorHAnsi"/>
-        </w:rPr>
-        <w:t xml:space="preserve"> data</w:t>
+        <w:t>Download the ExPRES data</w:t>
       </w:r>
       <w:r>
         <w:rPr>
@@ -193,6 +181,11 @@
           <w:instrText>"</w:instrText>
         </w:r>
       </w:ins>
+      <w:r>
+        <w:rPr>
+          <w:rFonts w:eastAsiaTheme="minorHAnsi"/>
+        </w:rPr>
+      </w:r>
       <w:r>
         <w:rPr>
           <w:rFonts w:eastAsiaTheme="minorHAnsi"/>
@@ -1290,27 +1283,13 @@
         </w:rPr>
         <w:t xml:space="preserve"> from </w:t>
       </w:r>
-      <w:hyperlink r:id="rId11" w:history="1">
+      <w:hyperlink r:id="rId11" w:anchor="StateVector" w:history="1">
         <w:r>
           <w:rPr>
             <w:rStyle w:val="Hyperlink"/>
             <w:rFonts w:eastAsiaTheme="minorHAnsi"/>
           </w:rPr>
-          <w:t>https://wgc2.jpl.nasa.</w:t>
-        </w:r>
-        <w:r>
-          <w:rPr>
-            <w:rStyle w:val="Hyperlink"/>
-            <w:rFonts w:eastAsiaTheme="minorHAnsi"/>
-          </w:rPr>
-          <w:t>g</w:t>
-        </w:r>
-        <w:r>
-          <w:rPr>
-            <w:rStyle w:val="Hyperlink"/>
-            <w:rFonts w:eastAsiaTheme="minorHAnsi"/>
-          </w:rPr>
-          <w:t>ov:8443/webgeocalc/#StateVector</w:t>
+          <w:t>https://wgc2.jpl.nasa.gov:8443/webgeocalc/#StateVector</w:t>
         </w:r>
       </w:hyperlink>
       <w:r>
@@ -1440,17 +1419,9 @@
         <w:rPr>
           <w:rFonts w:eastAsiaTheme="minorHAnsi"/>
         </w:rPr>
-        <w:t>occultation_flyby_</w:t>
-      </w:r>
-      <w:proofErr w:type="gramStart"/>
-      <w:r>
-        <w:rPr>
-          <w:rFonts w:eastAsiaTheme="minorHAnsi"/>
-        </w:rPr>
-        <w:t>list</w:t>
+        <w:t>occultation_flyby_list</w:t>
       </w:r>
       <w:proofErr w:type="spellEnd"/>
-      <w:proofErr w:type="gramEnd"/>
     </w:p>
     <w:p>
       <w:pPr>
@@ -1483,16 +1454,8 @@
         <w:rPr>
           <w:rFonts w:eastAsiaTheme="minorHAnsi"/>
         </w:rPr>
-        <w:t xml:space="preserve"> /preparing_position_data.py and </w:t>
-      </w:r>
-      <w:proofErr w:type="gramStart"/>
-      <w:r>
-        <w:rPr>
-          <w:rFonts w:eastAsiaTheme="minorHAnsi"/>
-        </w:rPr>
-        <w:t>run</w:t>
-      </w:r>
-      <w:proofErr w:type="gramEnd"/>
+        <w:t xml:space="preserve"> /preparing_position_data.py and run</w:t>
+      </w:r>
     </w:p>
     <w:p>
       <w:pPr>
@@ -1511,61 +1474,7 @@
         <w:rPr>
           <w:rFonts w:eastAsiaTheme="minorHAnsi"/>
         </w:rPr>
-        <w:t xml:space="preserve">The </w:t>
-      </w:r>
-      <w:r>
-        <w:rPr>
-          <w:rFonts w:eastAsiaTheme="minorHAnsi"/>
-        </w:rPr>
-        <w:t>information for all detectable radio</w:t>
-      </w:r>
-      <w:r>
-        <w:rPr>
-          <w:rFonts w:eastAsiaTheme="minorHAnsi"/>
-        </w:rPr>
-        <w:t xml:space="preserve"> is </w:t>
-      </w:r>
-      <w:r>
-        <w:rPr>
-          <w:rFonts w:eastAsiaTheme="minorHAnsi"/>
-        </w:rPr>
-        <w:t>created</w:t>
-      </w:r>
-      <w:r>
-        <w:rPr>
-          <w:rFonts w:eastAsiaTheme="minorHAnsi"/>
-        </w:rPr>
-        <w:t xml:space="preserve"> in result_for_yasudaetal2022/expres_detectable_radio_data_of_each_flyby</w:t>
-      </w:r>
-      <w:r>
-        <w:rPr>
-          <w:rFonts w:eastAsiaTheme="minorHAnsi"/>
-        </w:rPr>
-        <w:t xml:space="preserve"> as following</w:t>
-      </w:r>
-      <w:r>
-        <w:rPr>
-          <w:rFonts w:eastAsiaTheme="minorHAnsi"/>
-        </w:rPr>
-        <w:t>: 0 year, 1 month, 2 days, 3 hours, 4 minutes, 5 seconds, ◯, ◯, ◯, ◯, 9 Frequency (MHz), 10 Longitude of magnetic field line (0~360) or (-1000) for Io, 11 Poles (North:1, South:-1), 12 x-coordinate, 13 y-coordinate, 14 z-coordinate</w:t>
-      </w:r>
-      <w:r>
-        <w:rPr>
-          <w:rFonts w:eastAsiaTheme="minorHAnsi"/>
-        </w:rPr>
-        <w:t>, like “</w:t>
-      </w:r>
-      <w:r>
-        <w:rPr>
-          <w:rFonts w:eastAsiaTheme="minorHAnsi"/>
-        </w:rPr>
-        <w:t>All_galileo_ganymede_1_Radio_data.txt</w:t>
-      </w:r>
-      <w:r>
-        <w:rPr>
-          <w:rFonts w:eastAsiaTheme="minorHAnsi"/>
-        </w:rPr>
-        <w:t>”.</w:t>
+        <w:t>The information for all detectable radio is created in result_for_yasudaetal2022/expres_detectable_radio_data_of_each_flyby as following: 0 year, 1 month, 2 days, 3 hours, 4 minutes, 5 seconds, ◯, ◯, ◯, ◯, 9 Frequency (MHz), 10 Longitude of magnetic field line (0~360) or (-1000) for Io, 11 Poles (North:1, South:-1), 12 x-coordinate, 13 y-coordinate, 14 z-coordinate, like “All_galileo_ganymede_1_Radio_data.txt”.</w:t>
       </w:r>
     </w:p>
     <w:p>
@@ -1684,13 +1593,7 @@
         <w:rPr>
           <w:rFonts w:eastAsiaTheme="minorHAnsi"/>
         </w:rPr>
-        <w:t xml:space="preserve"> the coordinate transformation </w:t>
-      </w:r>
-      <w:r>
-        <w:rPr>
-          <w:rFonts w:eastAsiaTheme="minorHAnsi"/>
-        </w:rPr>
-        <w:t>method.</w:t>
+        <w:t xml:space="preserve"> the coordinate transformation method.</w:t>
       </w:r>
     </w:p>
     <w:p>
@@ -2535,7 +2438,6 @@
         </w:rPr>
         <w:t xml:space="preserve"> of </w:t>
       </w:r>
-      <w:proofErr w:type="gramStart"/>
       <w:r>
         <w:rPr>
           <w:rFonts w:eastAsiaTheme="minorHAnsi" w:hint="eastAsia"/>
@@ -2548,7 +2450,6 @@
         </w:rPr>
         <w:t>Users/yasudarikuto/research/icymoon_raytracing/raytrace.tohoku/src/rtc/model/test_plasma_model.cpp</w:t>
       </w:r>
-      <w:proofErr w:type="gramEnd"/>
     </w:p>
     <w:p>
       <w:pPr>
@@ -2563,37 +2464,7 @@
         <w:rPr>
           <w:rFonts w:eastAsiaTheme="minorHAnsi"/>
         </w:rPr>
-        <w:t>Below</w:t>
-      </w:r>
-      <w:r>
-        <w:rPr>
-          <w:rFonts w:eastAsiaTheme="minorHAnsi"/>
-        </w:rPr>
-        <w:t xml:space="preserve"> picture</w:t>
-      </w:r>
-      <w:r>
-        <w:rPr>
-          <w:rFonts w:eastAsiaTheme="minorHAnsi"/>
-        </w:rPr>
-        <w:t xml:space="preserve"> is</w:t>
-      </w:r>
-      <w:r>
-        <w:rPr>
-          <w:rFonts w:eastAsiaTheme="minorHAnsi"/>
-        </w:rPr>
-        <w:t xml:space="preserve"> for</w:t>
-      </w:r>
-      <w:r>
-        <w:rPr>
-          <w:rFonts w:eastAsiaTheme="minorHAnsi"/>
-        </w:rPr>
-        <w:t xml:space="preserve"> the Europa hydrostatic equilibrium model with a surface density of 400(/cc) and a scale height of 600 km</w:t>
-      </w:r>
-      <w:r>
-        <w:rPr>
-          <w:rFonts w:eastAsiaTheme="minorHAnsi"/>
-        </w:rPr>
-        <w:t>.</w:t>
+        <w:t>Below picture is for the Europa hydrostatic equilibrium model with a surface density of 400(/cc) and a scale height of 600 km.</w:t>
       </w:r>
     </w:p>
     <w:p>
@@ -4281,14 +4152,7 @@
           <w:rFonts w:eastAsiaTheme="minorHAnsi"/>
           <w:lang w:val="en-JP"/>
         </w:rPr>
-        <w:t xml:space="preserve"> </w:t>
-      </w:r>
-      <w:r>
-        <w:rPr>
-          <w:rFonts w:eastAsiaTheme="minorHAnsi"/>
-          <w:lang w:val="en-JP"/>
-        </w:rPr>
-        <w:t>on_raytracing/raytrace.tohoku/src/rtc</w:t>
+        <w:t xml:space="preserve"> on_raytracing/raytrace.tohoku/src/rtc</w:t>
       </w:r>
     </w:p>
     <w:p>
@@ -4301,7 +4165,7 @@
         <w:ind w:leftChars="0"/>
         <w:jc w:val="left"/>
         <w:rPr>
-          <w:rFonts w:eastAsiaTheme="minorHAnsi" w:hint="eastAsia"/>
+          <w:rFonts w:eastAsiaTheme="minorHAnsi"/>
           <w:lang w:val="en-JP"/>
         </w:rPr>
       </w:pPr>
@@ -5048,7 +4912,7 @@
         <w:ind w:leftChars="0"/>
         <w:jc w:val="left"/>
         <w:rPr>
-          <w:rFonts w:eastAsiaTheme="minorHAnsi" w:hint="eastAsia"/>
+          <w:rFonts w:eastAsiaTheme="minorHAnsi"/>
           <w:lang w:val="en-JP"/>
         </w:rPr>
       </w:pPr>
@@ -6441,7 +6305,7 @@
         </w:rPr>
         <w:t xml:space="preserve">from </w:t>
       </w:r>
-      <w:hyperlink r:id="rId19" w:history="1">
+      <w:hyperlink r:id="rId19" w:anchor="StateVector" w:history="1">
         <w:r>
           <w:rPr>
             <w:rStyle w:val="Hyperlink"/>
@@ -6634,14 +6498,12 @@
         </w:rPr>
         <w:t xml:space="preserve">Write the file name in </w:t>
       </w:r>
-      <w:proofErr w:type="gramStart"/>
       <w:r>
         <w:rPr>
           <w:rFonts w:asciiTheme="minorEastAsia" w:hAnsiTheme="minorEastAsia"/>
         </w:rPr>
         <w:t>/Users/yasudarikuto/research/icymoon_raytracing/tools/result_for_yasudaetal2022/occultation_flyby_list.csv</w:t>
       </w:r>
-      <w:proofErr w:type="gramEnd"/>
     </w:p>
     <w:p>
       <w:pPr>
@@ -6804,7 +6666,7 @@
           <w:noProof/>
         </w:rPr>
         <w:drawing>
-          <wp:inline distT="0" distB="0" distL="0" distR="0" wp14:anchorId="04FED071" wp14:editId="591F82AE">
+          <wp:inline distT="0" distB="0" distL="0" distR="0" wp14:anchorId="04FED071" wp14:editId="6A586315">
             <wp:extent cx="3635035" cy="720725"/>
             <wp:effectExtent l="0" t="0" r="0" b="3175"/>
             <wp:docPr id="23" name="Picture 23" descr="Table&#10;&#10;Description automatically generated"/>
@@ -6985,7 +6847,7 @@
 </file>
 
 <file path=word/numbering.xml><?xml version="1.0" encoding="utf-8"?>
-<w:numbering xmlns:wpc="http://schemas.microsoft.com/office/word/2010/wordprocessingCanvas" xmlns:cx="http://schemas.microsoft.com/office/drawing/2014/chartex" xmlns:cx1="http://schemas.microsoft.com/office/drawing/2015/9/8/chartex" xmlns:cx2="http://schemas.microsoft.com/office/drawing/2015/10/21/chartex" xmlns:cx3="http://schemas.microsoft.com/office/drawing/2016/5/9/chartex" xmlns:cx4="http://schemas.microsoft.com/office/drawing/2016/5/10/chartex" xmlns:cx5="http://schemas.microsoft.com/office/drawing/2016/5/11/chartex" xmlns:cx6="http://schemas.microsoft.com/office/drawing/2016/5/12/chartex" xmlns:cx7="http://schemas.microsoft.com/office/drawing/2016/5/13/chartex" xmlns:cx8="http://schemas.microsoft.com/office/drawing/2016/5/14/chartex" xmlns:mc="http://schemas.openxmlformats.org/markup-compatibility/2006" xmlns:aink="http://schemas.microsoft.com/office/drawing/2016/ink" xmlns:am3d="http://schemas.microsoft.com/office/drawing/2017/model3d" xmlns:o="urn:schemas-microsoft-com:office:office" xmlns:oel="http://schemas.microsoft.com/office/2019/extlst" xmlns:r="http://schemas.openxmlformats.org/officeDocument/2006/relationships" xmlns:m="http://schemas.openxmlformats.org/officeDocument/2006/math" xmlns:v="urn:schemas-microsoft-com:vml" xmlns:wp14="http://schemas.microsoft.com/office/word/2010/wordprocessingDrawing" xmlns:wp="http://schemas.openxmlformats.org/drawingml/2006/wordprocessingDrawing" xmlns:w10="urn:schemas-microsoft-com:office:word" xmlns:w="http://schemas.openxmlformats.org/wordprocessingml/2006/main" xmlns:w14="http://schemas.microsoft.com/office/word/2010/wordml" xmlns:w15="http://schemas.microsoft.com/office/word/2012/wordml" xmlns:w16cex="http://schemas.microsoft.com/office/word/2018/wordml/cex" xmlns:w16cid="http://schemas.microsoft.com/office/word/2016/wordml/cid" xmlns:w16="http://schemas.microsoft.com/office/word/2018/wordml" xmlns:w16sdtdh="http://schemas.microsoft.com/office/word/2020/wordml/sdtdatahash" xmlns:w16se="http://schemas.microsoft.com/office/word/2015/wordml/symex" xmlns:wpg="http://schemas.microsoft.com/office/word/2010/wordprocessingGroup" xmlns:wpi="http://schemas.microsoft.com/office/word/2010/wordprocessingInk" xmlns:wne="http://schemas.microsoft.com/office/word/2006/wordml" xmlns:wps="http://schemas.microsoft.com/office/word/2010/wordprocessingShape" mc:Ignorable="w14 w15 w16se w16cid w16 w16cex w16sdtdh wp14">
+<w:numbering xmlns:wpc="http://schemas.microsoft.com/office/word/2010/wordprocessingCanvas" xmlns:cx="http://schemas.microsoft.com/office/drawing/2014/chartex" xmlns:cx1="http://schemas.microsoft.com/office/drawing/2015/9/8/chartex" xmlns:cx2="http://schemas.microsoft.com/office/drawing/2015/10/21/chartex" xmlns:cx3="http://schemas.microsoft.com/office/drawing/2016/5/9/chartex" xmlns:cx4="http://schemas.microsoft.com/office/drawing/2016/5/10/chartex" xmlns:cx5="http://schemas.microsoft.com/office/drawing/2016/5/11/chartex" xmlns:cx6="http://schemas.microsoft.com/office/drawing/2016/5/12/chartex" xmlns:cx7="http://schemas.microsoft.com/office/drawing/2016/5/13/chartex" xmlns:cx8="http://schemas.microsoft.com/office/drawing/2016/5/14/chartex" xmlns:mc="http://schemas.openxmlformats.org/markup-compatibility/2006" xmlns:aink="http://schemas.microsoft.com/office/drawing/2016/ink" xmlns:am3d="http://schemas.microsoft.com/office/drawing/2017/model3d" xmlns:o="urn:schemas-microsoft-com:office:office" xmlns:oel="http://schemas.microsoft.com/office/2019/extlst" xmlns:r="http://schemas.openxmlformats.org/officeDocument/2006/relationships" xmlns:m="http://schemas.openxmlformats.org/officeDocument/2006/math" xmlns:v="urn:schemas-microsoft-com:vml" xmlns:wp14="http://schemas.microsoft.com/office/word/2010/wordprocessingDrawing" xmlns:wp="http://schemas.openxmlformats.org/drawingml/2006/wordprocessingDrawing" xmlns:w10="urn:schemas-microsoft-com:office:word" xmlns:w="http://schemas.openxmlformats.org/wordprocessingml/2006/main" xmlns:w14="http://schemas.microsoft.com/office/word/2010/wordml" xmlns:w15="http://schemas.microsoft.com/office/word/2012/wordml" xmlns:w16cex="http://schemas.microsoft.com/office/word/2018/wordml/cex" xmlns:w16cid="http://schemas.microsoft.com/office/word/2016/wordml/cid" xmlns:w16="http://schemas.microsoft.com/office/word/2018/wordml" xmlns:w16du="http://schemas.microsoft.com/office/word/2023/wordml/word16du" xmlns:w16sdtdh="http://schemas.microsoft.com/office/word/2020/wordml/sdtdatahash" xmlns:w16sdtfl="http://schemas.microsoft.com/office/word/2024/wordml/sdtformatlock" xmlns:w16se="http://schemas.microsoft.com/office/word/2015/wordml/symex" xmlns:wpg="http://schemas.microsoft.com/office/word/2010/wordprocessingGroup" xmlns:wpi="http://schemas.microsoft.com/office/word/2010/wordprocessingInk" xmlns:wne="http://schemas.microsoft.com/office/word/2006/wordml" xmlns:wps="http://schemas.microsoft.com/office/word/2010/wordprocessingShape" mc:Ignorable="w14 w15 w16se w16cid w16 w16cex w16sdtdh w16sdtfl w16du wp14">
   <w:abstractNum w:abstractNumId="0" w15:restartNumberingAfterBreak="0">
     <w:nsid w:val="04073C71"/>
     <w:multiLevelType w:val="hybridMultilevel"/>
@@ -8200,7 +8062,7 @@
 </file>
 
 <file path=word/people.xml><?xml version="1.0" encoding="utf-8"?>
-<w15:people xmlns:wpc="http://schemas.microsoft.com/office/word/2010/wordprocessingCanvas" xmlns:cx="http://schemas.microsoft.com/office/drawing/2014/chartex" xmlns:cx1="http://schemas.microsoft.com/office/drawing/2015/9/8/chartex" xmlns:cx2="http://schemas.microsoft.com/office/drawing/2015/10/21/chartex" xmlns:cx3="http://schemas.microsoft.com/office/drawing/2016/5/9/chartex" xmlns:cx4="http://schemas.microsoft.com/office/drawing/2016/5/10/chartex" xmlns:cx5="http://schemas.microsoft.com/office/drawing/2016/5/11/chartex" xmlns:cx6="http://schemas.microsoft.com/office/drawing/2016/5/12/chartex" xmlns:cx7="http://schemas.microsoft.com/office/drawing/2016/5/13/chartex" xmlns:cx8="http://schemas.microsoft.com/office/drawing/2016/5/14/chartex" xmlns:mc="http://schemas.openxmlformats.org/markup-compatibility/2006" xmlns:aink="http://schemas.microsoft.com/office/drawing/2016/ink" xmlns:am3d="http://schemas.microsoft.com/office/drawing/2017/model3d" xmlns:o="urn:schemas-microsoft-com:office:office" xmlns:oel="http://schemas.microsoft.com/office/2019/extlst" xmlns:r="http://schemas.openxmlformats.org/officeDocument/2006/relationships" xmlns:m="http://schemas.openxmlformats.org/officeDocument/2006/math" xmlns:v="urn:schemas-microsoft-com:vml" xmlns:wp14="http://schemas.microsoft.com/office/word/2010/wordprocessingDrawing" xmlns:wp="http://schemas.openxmlformats.org/drawingml/2006/wordprocessingDrawing" xmlns:w10="urn:schemas-microsoft-com:office:word" xmlns:w="http://schemas.openxmlformats.org/wordprocessingml/2006/main" xmlns:w14="http://schemas.microsoft.com/office/word/2010/wordml" xmlns:w15="http://schemas.microsoft.com/office/word/2012/wordml" xmlns:w16cex="http://schemas.microsoft.com/office/word/2018/wordml/cex" xmlns:w16cid="http://schemas.microsoft.com/office/word/2016/wordml/cid" xmlns:w16="http://schemas.microsoft.com/office/word/2018/wordml" xmlns:w16sdtdh="http://schemas.microsoft.com/office/word/2020/wordml/sdtdatahash" xmlns:w16se="http://schemas.microsoft.com/office/word/2015/wordml/symex" xmlns:wpg="http://schemas.microsoft.com/office/word/2010/wordprocessingGroup" xmlns:wpi="http://schemas.microsoft.com/office/word/2010/wordprocessingInk" xmlns:wne="http://schemas.microsoft.com/office/word/2006/wordml" xmlns:wps="http://schemas.microsoft.com/office/word/2010/wordprocessingShape" mc:Ignorable="w14 w15 w16se w16cid w16 w16cex w16sdtdh wp14">
+<w15:people xmlns:wpc="http://schemas.microsoft.com/office/word/2010/wordprocessingCanvas" xmlns:cx="http://schemas.microsoft.com/office/drawing/2014/chartex" xmlns:cx1="http://schemas.microsoft.com/office/drawing/2015/9/8/chartex" xmlns:cx2="http://schemas.microsoft.com/office/drawing/2015/10/21/chartex" xmlns:cx3="http://schemas.microsoft.com/office/drawing/2016/5/9/chartex" xmlns:cx4="http://schemas.microsoft.com/office/drawing/2016/5/10/chartex" xmlns:cx5="http://schemas.microsoft.com/office/drawing/2016/5/11/chartex" xmlns:cx6="http://schemas.microsoft.com/office/drawing/2016/5/12/chartex" xmlns:cx7="http://schemas.microsoft.com/office/drawing/2016/5/13/chartex" xmlns:cx8="http://schemas.microsoft.com/office/drawing/2016/5/14/chartex" xmlns:mc="http://schemas.openxmlformats.org/markup-compatibility/2006" xmlns:aink="http://schemas.microsoft.com/office/drawing/2016/ink" xmlns:am3d="http://schemas.microsoft.com/office/drawing/2017/model3d" xmlns:o="urn:schemas-microsoft-com:office:office" xmlns:oel="http://schemas.microsoft.com/office/2019/extlst" xmlns:r="http://schemas.openxmlformats.org/officeDocument/2006/relationships" xmlns:m="http://schemas.openxmlformats.org/officeDocument/2006/math" xmlns:v="urn:schemas-microsoft-com:vml" xmlns:wp14="http://schemas.microsoft.com/office/word/2010/wordprocessingDrawing" xmlns:wp="http://schemas.openxmlformats.org/drawingml/2006/wordprocessingDrawing" xmlns:w10="urn:schemas-microsoft-com:office:word" xmlns:w="http://schemas.openxmlformats.org/wordprocessingml/2006/main" xmlns:w14="http://schemas.microsoft.com/office/word/2010/wordml" xmlns:w15="http://schemas.microsoft.com/office/word/2012/wordml" xmlns:w16cex="http://schemas.microsoft.com/office/word/2018/wordml/cex" xmlns:w16cid="http://schemas.microsoft.com/office/word/2016/wordml/cid" xmlns:w16="http://schemas.microsoft.com/office/word/2018/wordml" xmlns:w16du="http://schemas.microsoft.com/office/word/2023/wordml/word16du" xmlns:w16sdtdh="http://schemas.microsoft.com/office/word/2020/wordml/sdtdatahash" xmlns:w16sdtfl="http://schemas.microsoft.com/office/word/2024/wordml/sdtformatlock" xmlns:w16se="http://schemas.microsoft.com/office/word/2015/wordml/symex" xmlns:wpg="http://schemas.microsoft.com/office/word/2010/wordprocessingGroup" xmlns:wpi="http://schemas.microsoft.com/office/word/2010/wordprocessingInk" xmlns:wne="http://schemas.microsoft.com/office/word/2006/wordml" xmlns:wps="http://schemas.microsoft.com/office/word/2010/wordprocessingShape" mc:Ignorable="w14 w15 w16se w16cid w16 w16cex w16sdtdh w16sdtfl w16du wp14">
   <w15:person w15:author="安田　陸人">
     <w15:presenceInfo w15:providerId="AD" w15:userId="S::rikuto.yasuda.s2@mso.tohoku.ac.jp::31da76f6-e133-4124-b291-b8f8b4b661b9"/>
   </w15:person>
@@ -8208,7 +8070,7 @@
 </file>
 
 <file path=word/styles.xml><?xml version="1.0" encoding="utf-8"?>
-<w:styles xmlns:mc="http://schemas.openxmlformats.org/markup-compatibility/2006" xmlns:r="http://schemas.openxmlformats.org/officeDocument/2006/relationships" xmlns:w="http://schemas.openxmlformats.org/wordprocessingml/2006/main" xmlns:w14="http://schemas.microsoft.com/office/word/2010/wordml" xmlns:w15="http://schemas.microsoft.com/office/word/2012/wordml" xmlns:w16cex="http://schemas.microsoft.com/office/word/2018/wordml/cex" xmlns:w16cid="http://schemas.microsoft.com/office/word/2016/wordml/cid" xmlns:w16="http://schemas.microsoft.com/office/word/2018/wordml" xmlns:w16sdtdh="http://schemas.microsoft.com/office/word/2020/wordml/sdtdatahash" xmlns:w16se="http://schemas.microsoft.com/office/word/2015/wordml/symex" mc:Ignorable="w14 w15 w16se w16cid w16 w16cex w16sdtdh">
+<w:styles xmlns:mc="http://schemas.openxmlformats.org/markup-compatibility/2006" xmlns:r="http://schemas.openxmlformats.org/officeDocument/2006/relationships" xmlns:w="http://schemas.openxmlformats.org/wordprocessingml/2006/main" xmlns:w14="http://schemas.microsoft.com/office/word/2010/wordml" xmlns:w15="http://schemas.microsoft.com/office/word/2012/wordml" xmlns:w16cex="http://schemas.microsoft.com/office/word/2018/wordml/cex" xmlns:w16cid="http://schemas.microsoft.com/office/word/2016/wordml/cid" xmlns:w16="http://schemas.microsoft.com/office/word/2018/wordml" xmlns:w16du="http://schemas.microsoft.com/office/word/2023/wordml/word16du" xmlns:w16sdtdh="http://schemas.microsoft.com/office/word/2020/wordml/sdtdatahash" xmlns:w16sdtfl="http://schemas.microsoft.com/office/word/2024/wordml/sdtformatlock" xmlns:w16se="http://schemas.microsoft.com/office/word/2015/wordml/symex" mc:Ignorable="w14 w15 w16se w16cid w16 w16cex w16sdtdh w16sdtfl w16du">
   <w:docDefaults>
     <w:rPrDefault>
       <w:rPr>
